--- a/The Dolphins' View of History/chapters/38 - Climate and Consequence - The Price of Progress.docx
+++ b/The Dolphins' View of History/chapters/38 - Climate and Consequence - The Price of Progress.docx
@@ -18,7 +18,7 @@
           <w:sz w:val="36"/>
           <w:szCs w:val="36"/>
         </w:rPr>
-        <w:t xml:space="preserve">Chapter 38: Climate and Consequence — The Price of Progress</w:t>
+        <w:t xml:space="preserve">1896 to Today: Climate and Consequence — The Price of Progress</w:t>
       </w:r>
     </w:p>
     <w:p>

--- a/The Dolphins' View of History/chapters/38 - Climate and Consequence - The Price of Progress.docx
+++ b/The Dolphins' View of History/chapters/38 - Climate and Consequence - The Price of Progress.docx
@@ -79,26 +79,6 @@
           <w:iCs/>
         </w:rPr>
         <w:t xml:space="preserve">“Humans spent two decades arguing over what to call the layer of rock they were leaving behind,” dolphin historians noted, “instead of the century arguing over whether to leave it. We note the committee vote changed nothing about the rock.”</w:t>
-      </w:r>
-    </w:p>
-    <w:p>
-      <w:pPr>
-        <w:spacing w:after="200"/>
-      </w:pPr>
-      <w:r>
-        <w:t xml:space="preserve">This is, by any reasonable standard, a rather inconvenient set of facts to have arrived all at once, and dolphin historians note that “rather inconvenient” is doing a great deal of quiet, deliberate work in that sentence.</w:t>
-      </w:r>
-    </w:p>
-    <w:p>
-      <w:pPr>
-        <w:spacing w:after="200"/>
-      </w:pPr>
-      <w:r>
-        <w:rPr>
-          <w:i/>
-          <w:iCs/>
-        </w:rPr>
-        <w:t xml:space="preserve">“Dolphins hold documentation rights on this chapter that no other chapter in the book requires us to claim,” dolphin historians observed. “This is our habitat being measured, not only humanity's.”</w:t>
       </w:r>
     </w:p>
     <w:p>

--- a/The Dolphins' View of History/chapters/38 - Climate and Consequence - The Price of Progress.docx
+++ b/The Dolphins' View of History/chapters/38 - Climate and Consequence - The Price of Progress.docx
@@ -58,7 +58,7 @@
         <w:spacing w:after="200"/>
       </w:pPr>
       <w:r>
-        <w:t xml:space="preserve">The measured results were not a future prediction by the time this book was written. They were already underway: average global temperatures measurably higher than pre-industrial levels, oceans absorbing both extra heat and extra carbon dioxide (the latter making seawater more acidic), more frequent and severe extreme weather events, glacial and polar ice loss raising sea levels, and coral reefs bleaching under heat stress at a scale with no precedent in the observational record.</w:t>
+        <w:t xml:space="preserve">The measured results were no longer a future prediction. They were already underway: average global temperatures measurably higher than pre-industrial levels, oceans absorbing both extra heat and extra carbon dioxide (the latter making seawater more acidic), more frequent and severe extreme weather events, glacial and polar ice loss raising sea levels, and coral reefs bleaching under heat stress at a scale with no precedent in the observational record.</w:t>
       </w:r>
     </w:p>
     <w:p>
